--- a/Mitchell Dubin’s Resume (2026).docx
+++ b/Mitchell Dubin’s Resume (2026).docx
@@ -27,7 +27,21 @@
         <w:jc w:val="center"/>
       </w:pPr>
       <w:r>
-        <w:t>Montevallo, AL | (941) 549-1751 | mitchdubs626@gmail.com</w:t>
+        <w:t xml:space="preserve">Montevallo, AL | (941) 549-1751 | </w:t>
+      </w:r>
+      <w:hyperlink r:id="rId5" w:history="1">
+        <w:r>
+          <w:rPr>
+            <w:rStyle w:val="Hyperlink"/>
+          </w:rPr>
+          <w:t>mitchdubs626@gmail.com</w:t>
+        </w:r>
+      </w:hyperlink>
+      <w:r>
+        <w:t xml:space="preserve"> | </w:t>
+      </w:r>
+      <w:r>
+        <w:t>mitchthedubs.com</w:t>
       </w:r>
     </w:p>
     <w:p/>
@@ -49,7 +63,19 @@
     </w:p>
     <w:p>
       <w:r>
-        <w:t xml:space="preserve">Experienced plant technician and former Navy electrician with strong skills in PLC programming, VFDs, and troubleshooting everything from low-voltage controls to 480 VAC systems. Currently working on my BS in Information Technology at Western Governors University and actively moving into the IT field. I work </w:t>
+        <w:t>Experienced plant technician and former Navy electrician with strong skills in PLC programming, VFDs,</w:t>
+      </w:r>
+      <w:r>
+        <w:t xml:space="preserve"> network controls,</w:t>
+      </w:r>
+      <w:r>
+        <w:t xml:space="preserve"> and troubleshooting everything from low-voltage controls to 480 VAC systems.</w:t>
+      </w:r>
+      <w:r>
+        <w:t xml:space="preserve"> </w:t>
+      </w:r>
+      <w:r>
+        <w:t xml:space="preserve">I work </w:t>
       </w:r>
       <w:r>
         <w:t xml:space="preserve">well alone and while </w:t>
@@ -134,7 +160,10 @@
     </w:p>
     <w:p>
       <w:r>
-        <w:t>•  Operate scissor lifts, boom lifts, and forklifts for maintenance and repairs.</w:t>
+        <w:t xml:space="preserve">•  </w:t>
+      </w:r>
+      <w:r>
+        <w:t xml:space="preserve">Troubleshoot, correct, and upgrade automation programming, fluent in AB RSLogix, Siemens Step-7, and Fastrack 505. </w:t>
       </w:r>
     </w:p>
     <w:p/>
@@ -160,15 +189,7 @@
     </w:p>
     <w:p>
       <w:r>
-        <w:t xml:space="preserve">•  Handled basic PLC programming and troubleshooting with Siemens 505 Workshop and Allen-Bradley </w:t>
-      </w:r>
-      <w:proofErr w:type="spellStart"/>
-      <w:r>
-        <w:t>RSLogix</w:t>
-      </w:r>
-      <w:proofErr w:type="spellEnd"/>
-      <w:r>
-        <w:t>.</w:t>
+        <w:t>•  Handled basic PLC programming and troubleshooting with Siemens 505 Workshop and Allen-Bradley RSLogix.</w:t>
       </w:r>
     </w:p>
     <w:p>
@@ -376,7 +397,7 @@
     </w:p>
     <w:p>
       <w:r>
-        <w:t>Western Governors University</w:t>
+        <w:t>Thomas Edison State University</w:t>
       </w:r>
     </w:p>
     <w:p>
@@ -430,11 +451,44 @@
           <w:b/>
           <w:bCs/>
         </w:rPr>
+        <w:t>CERTIFICATIONS</w:t>
+      </w:r>
+    </w:p>
+    <w:p>
+      <w:pPr>
+        <w:pStyle w:val="ListParagraph"/>
+        <w:numPr>
+          <w:ilvl w:val="0"/>
+          <w:numId w:val="2"/>
+        </w:numPr>
+        <w:rPr>
+          <w:b/>
+          <w:bCs/>
+        </w:rPr>
+      </w:pPr>
+      <w:r>
+        <w:t>Google IT Support Professional Certificate | 2026</w:t>
+      </w:r>
+    </w:p>
+    <w:p>
+      <w:pPr>
+        <w:jc w:val="center"/>
+        <w:rPr>
+          <w:b/>
+          <w:bCs/>
+        </w:rPr>
+      </w:pPr>
+      <w:r>
+        <w:rPr>
+          <w:b/>
+          <w:bCs/>
+        </w:rPr>
         <w:t>ADDITIONAL SKILLS</w:t>
       </w:r>
     </w:p>
     <w:p>
       <w:r>
+        <w:lastRenderedPageBreak/>
         <w:t>•  Naval Security Forces trained; served as Chief of the Guard leading watch-standing teams</w:t>
       </w:r>
     </w:p>
@@ -445,7 +499,6 @@
     </w:p>
     <w:p>
       <w:r>
-        <w:lastRenderedPageBreak/>
         <w:t>•  Proficient with Microsoft Office (Word, Excel, PowerPoint) – created clear documents and spreadsheets</w:t>
       </w:r>
     </w:p>
@@ -466,7 +519,10 @@
     </w:p>
     <w:p>
       <w:r>
-        <w:t>•  Active Secret security clearance</w:t>
+        <w:t xml:space="preserve">•  </w:t>
+      </w:r>
+      <w:r>
+        <w:t>Functional knowledge in reading and writing Python, JavaScript, and SQL</w:t>
       </w:r>
     </w:p>
     <w:sectPr>
@@ -482,6 +538,232 @@
 <file path=word/numbering.xml><?xml version="1.0" encoding="utf-8"?>
 <w:numbering xmlns:wpc="http://schemas.microsoft.com/office/word/2010/wordprocessingCanvas" xmlns:cx="http://schemas.microsoft.com/office/drawing/2014/chartex" xmlns:cx1="http://schemas.microsoft.com/office/drawing/2015/9/8/chartex" xmlns:cx2="http://schemas.microsoft.com/office/drawing/2015/10/21/chartex" xmlns:cx3="http://schemas.microsoft.com/office/drawing/2016/5/9/chartex" xmlns:cx4="http://schemas.microsoft.com/office/drawing/2016/5/10/chartex" xmlns:cx5="http://schemas.microsoft.com/office/drawing/2016/5/11/chartex" xmlns:cx6="http://schemas.microsoft.com/office/drawing/2016/5/12/chartex" xmlns:cx7="http://schemas.microsoft.com/office/drawing/2016/5/13/chartex" xmlns:cx8="http://schemas.microsoft.com/office/drawing/2016/5/14/chartex" xmlns:mc="http://schemas.openxmlformats.org/markup-compatibility/2006" xmlns:aink="http://schemas.microsoft.com/office/drawing/2016/ink" xmlns:am3d="http://schemas.microsoft.com/office/drawing/2017/model3d" xmlns:o="urn:schemas-microsoft-com:office:office" xmlns:oel="http://schemas.microsoft.com/office/2019/extlst" xmlns:r="http://schemas.openxmlformats.org/officeDocument/2006/relationships" xmlns:m="http://schemas.openxmlformats.org/officeDocument/2006/math" xmlns:v="urn:schemas-microsoft-com:vml" xmlns:wp14="http://schemas.microsoft.com/office/word/2010/wordprocessingDrawing" xmlns:wp="http://schemas.openxmlformats.org/drawingml/2006/wordprocessingDrawing" xmlns:w10="urn:schemas-microsoft-com:office:word" xmlns:w="http://schemas.openxmlformats.org/wordprocessingml/2006/main" xmlns:w14="http://schemas.microsoft.com/office/word/2010/wordml" xmlns:w15="http://schemas.microsoft.com/office/word/2012/wordml" xmlns:w16cex="http://schemas.microsoft.com/office/word/2018/wordml/cex" xmlns:w16cid="http://schemas.microsoft.com/office/word/2016/wordml/cid" xmlns:w16="http://schemas.microsoft.com/office/word/2018/wordml" xmlns:w16du="http://schemas.microsoft.com/office/word/2023/wordml/word16du" xmlns:w16sdtdh="http://schemas.microsoft.com/office/word/2020/wordml/sdtdatahash" xmlns:w16sdtfl="http://schemas.microsoft.com/office/word/2024/wordml/sdtformatlock" xmlns:w16se="http://schemas.microsoft.com/office/word/2015/wordml/symex" xmlns:wpg="http://schemas.microsoft.com/office/word/2010/wordprocessingGroup" xmlns:wpi="http://schemas.microsoft.com/office/word/2010/wordprocessingInk" xmlns:wne="http://schemas.microsoft.com/office/word/2006/wordml" xmlns:wps="http://schemas.microsoft.com/office/word/2010/wordprocessingShape" mc:Ignorable="w14 w15 w16se w16cid w16 w16cex w16sdtdh w16sdtfl w16du wp14">
   <w:abstractNum w:abstractNumId="0" w15:restartNumberingAfterBreak="0">
+    <w:nsid w:val="332A11E9"/>
+    <w:multiLevelType w:val="hybridMultilevel"/>
+    <w:tmpl w:val="733AEF68"/>
+    <w:lvl w:ilvl="0" w:tplc="04090001">
+      <w:start w:val="1"/>
+      <w:numFmt w:val="bullet"/>
+      <w:lvlText w:val=""/>
+      <w:lvlJc w:val="left"/>
+      <w:pPr>
+        <w:ind w:left="720" w:hanging="360"/>
+      </w:pPr>
+      <w:rPr>
+        <w:rFonts w:ascii="Symbol" w:hAnsi="Symbol" w:hint="default"/>
+      </w:rPr>
+    </w:lvl>
+    <w:lvl w:ilvl="1" w:tplc="04090003" w:tentative="1">
+      <w:start w:val="1"/>
+      <w:numFmt w:val="bullet"/>
+      <w:lvlText w:val="o"/>
+      <w:lvlJc w:val="left"/>
+      <w:pPr>
+        <w:ind w:left="1440" w:hanging="360"/>
+      </w:pPr>
+      <w:rPr>
+        <w:rFonts w:ascii="Courier New" w:hAnsi="Courier New" w:cs="Courier New" w:hint="default"/>
+      </w:rPr>
+    </w:lvl>
+    <w:lvl w:ilvl="2" w:tplc="04090005" w:tentative="1">
+      <w:start w:val="1"/>
+      <w:numFmt w:val="bullet"/>
+      <w:lvlText w:val=""/>
+      <w:lvlJc w:val="left"/>
+      <w:pPr>
+        <w:ind w:left="2160" w:hanging="360"/>
+      </w:pPr>
+      <w:rPr>
+        <w:rFonts w:ascii="Wingdings" w:hAnsi="Wingdings" w:hint="default"/>
+      </w:rPr>
+    </w:lvl>
+    <w:lvl w:ilvl="3" w:tplc="04090001" w:tentative="1">
+      <w:start w:val="1"/>
+      <w:numFmt w:val="bullet"/>
+      <w:lvlText w:val=""/>
+      <w:lvlJc w:val="left"/>
+      <w:pPr>
+        <w:ind w:left="2880" w:hanging="360"/>
+      </w:pPr>
+      <w:rPr>
+        <w:rFonts w:ascii="Symbol" w:hAnsi="Symbol" w:hint="default"/>
+      </w:rPr>
+    </w:lvl>
+    <w:lvl w:ilvl="4" w:tplc="04090003" w:tentative="1">
+      <w:start w:val="1"/>
+      <w:numFmt w:val="bullet"/>
+      <w:lvlText w:val="o"/>
+      <w:lvlJc w:val="left"/>
+      <w:pPr>
+        <w:ind w:left="3600" w:hanging="360"/>
+      </w:pPr>
+      <w:rPr>
+        <w:rFonts w:ascii="Courier New" w:hAnsi="Courier New" w:cs="Courier New" w:hint="default"/>
+      </w:rPr>
+    </w:lvl>
+    <w:lvl w:ilvl="5" w:tplc="04090005" w:tentative="1">
+      <w:start w:val="1"/>
+      <w:numFmt w:val="bullet"/>
+      <w:lvlText w:val=""/>
+      <w:lvlJc w:val="left"/>
+      <w:pPr>
+        <w:ind w:left="4320" w:hanging="360"/>
+      </w:pPr>
+      <w:rPr>
+        <w:rFonts w:ascii="Wingdings" w:hAnsi="Wingdings" w:hint="default"/>
+      </w:rPr>
+    </w:lvl>
+    <w:lvl w:ilvl="6" w:tplc="04090001" w:tentative="1">
+      <w:start w:val="1"/>
+      <w:numFmt w:val="bullet"/>
+      <w:lvlText w:val=""/>
+      <w:lvlJc w:val="left"/>
+      <w:pPr>
+        <w:ind w:left="5040" w:hanging="360"/>
+      </w:pPr>
+      <w:rPr>
+        <w:rFonts w:ascii="Symbol" w:hAnsi="Symbol" w:hint="default"/>
+      </w:rPr>
+    </w:lvl>
+    <w:lvl w:ilvl="7" w:tplc="04090003" w:tentative="1">
+      <w:start w:val="1"/>
+      <w:numFmt w:val="bullet"/>
+      <w:lvlText w:val="o"/>
+      <w:lvlJc w:val="left"/>
+      <w:pPr>
+        <w:ind w:left="5760" w:hanging="360"/>
+      </w:pPr>
+      <w:rPr>
+        <w:rFonts w:ascii="Courier New" w:hAnsi="Courier New" w:cs="Courier New" w:hint="default"/>
+      </w:rPr>
+    </w:lvl>
+    <w:lvl w:ilvl="8" w:tplc="04090005" w:tentative="1">
+      <w:start w:val="1"/>
+      <w:numFmt w:val="bullet"/>
+      <w:lvlText w:val=""/>
+      <w:lvlJc w:val="left"/>
+      <w:pPr>
+        <w:ind w:left="6480" w:hanging="360"/>
+      </w:pPr>
+      <w:rPr>
+        <w:rFonts w:ascii="Wingdings" w:hAnsi="Wingdings" w:hint="default"/>
+      </w:rPr>
+    </w:lvl>
+  </w:abstractNum>
+  <w:abstractNum w:abstractNumId="1" w15:restartNumberingAfterBreak="0">
+    <w:nsid w:val="3B6302D8"/>
+    <w:multiLevelType w:val="hybridMultilevel"/>
+    <w:tmpl w:val="A6CED27C"/>
+    <w:lvl w:ilvl="0" w:tplc="04090001">
+      <w:start w:val="1"/>
+      <w:numFmt w:val="bullet"/>
+      <w:lvlText w:val=""/>
+      <w:lvlJc w:val="left"/>
+      <w:pPr>
+        <w:ind w:left="720" w:hanging="360"/>
+      </w:pPr>
+      <w:rPr>
+        <w:rFonts w:ascii="Symbol" w:hAnsi="Symbol" w:hint="default"/>
+      </w:rPr>
+    </w:lvl>
+    <w:lvl w:ilvl="1" w:tplc="04090003" w:tentative="1">
+      <w:start w:val="1"/>
+      <w:numFmt w:val="bullet"/>
+      <w:lvlText w:val="o"/>
+      <w:lvlJc w:val="left"/>
+      <w:pPr>
+        <w:ind w:left="1440" w:hanging="360"/>
+      </w:pPr>
+      <w:rPr>
+        <w:rFonts w:ascii="Courier New" w:hAnsi="Courier New" w:cs="Courier New" w:hint="default"/>
+      </w:rPr>
+    </w:lvl>
+    <w:lvl w:ilvl="2" w:tplc="04090005" w:tentative="1">
+      <w:start w:val="1"/>
+      <w:numFmt w:val="bullet"/>
+      <w:lvlText w:val=""/>
+      <w:lvlJc w:val="left"/>
+      <w:pPr>
+        <w:ind w:left="2160" w:hanging="360"/>
+      </w:pPr>
+      <w:rPr>
+        <w:rFonts w:ascii="Wingdings" w:hAnsi="Wingdings" w:hint="default"/>
+      </w:rPr>
+    </w:lvl>
+    <w:lvl w:ilvl="3" w:tplc="04090001" w:tentative="1">
+      <w:start w:val="1"/>
+      <w:numFmt w:val="bullet"/>
+      <w:lvlText w:val=""/>
+      <w:lvlJc w:val="left"/>
+      <w:pPr>
+        <w:ind w:left="2880" w:hanging="360"/>
+      </w:pPr>
+      <w:rPr>
+        <w:rFonts w:ascii="Symbol" w:hAnsi="Symbol" w:hint="default"/>
+      </w:rPr>
+    </w:lvl>
+    <w:lvl w:ilvl="4" w:tplc="04090003" w:tentative="1">
+      <w:start w:val="1"/>
+      <w:numFmt w:val="bullet"/>
+      <w:lvlText w:val="o"/>
+      <w:lvlJc w:val="left"/>
+      <w:pPr>
+        <w:ind w:left="3600" w:hanging="360"/>
+      </w:pPr>
+      <w:rPr>
+        <w:rFonts w:ascii="Courier New" w:hAnsi="Courier New" w:cs="Courier New" w:hint="default"/>
+      </w:rPr>
+    </w:lvl>
+    <w:lvl w:ilvl="5" w:tplc="04090005" w:tentative="1">
+      <w:start w:val="1"/>
+      <w:numFmt w:val="bullet"/>
+      <w:lvlText w:val=""/>
+      <w:lvlJc w:val="left"/>
+      <w:pPr>
+        <w:ind w:left="4320" w:hanging="360"/>
+      </w:pPr>
+      <w:rPr>
+        <w:rFonts w:ascii="Wingdings" w:hAnsi="Wingdings" w:hint="default"/>
+      </w:rPr>
+    </w:lvl>
+    <w:lvl w:ilvl="6" w:tplc="04090001" w:tentative="1">
+      <w:start w:val="1"/>
+      <w:numFmt w:val="bullet"/>
+      <w:lvlText w:val=""/>
+      <w:lvlJc w:val="left"/>
+      <w:pPr>
+        <w:ind w:left="5040" w:hanging="360"/>
+      </w:pPr>
+      <w:rPr>
+        <w:rFonts w:ascii="Symbol" w:hAnsi="Symbol" w:hint="default"/>
+      </w:rPr>
+    </w:lvl>
+    <w:lvl w:ilvl="7" w:tplc="04090003" w:tentative="1">
+      <w:start w:val="1"/>
+      <w:numFmt w:val="bullet"/>
+      <w:lvlText w:val="o"/>
+      <w:lvlJc w:val="left"/>
+      <w:pPr>
+        <w:ind w:left="5760" w:hanging="360"/>
+      </w:pPr>
+      <w:rPr>
+        <w:rFonts w:ascii="Courier New" w:hAnsi="Courier New" w:cs="Courier New" w:hint="default"/>
+      </w:rPr>
+    </w:lvl>
+    <w:lvl w:ilvl="8" w:tplc="04090005" w:tentative="1">
+      <w:start w:val="1"/>
+      <w:numFmt w:val="bullet"/>
+      <w:lvlText w:val=""/>
+      <w:lvlJc w:val="left"/>
+      <w:pPr>
+        <w:ind w:left="6480" w:hanging="360"/>
+      </w:pPr>
+      <w:rPr>
+        <w:rFonts w:ascii="Wingdings" w:hAnsi="Wingdings" w:hint="default"/>
+      </w:rPr>
+    </w:lvl>
+  </w:abstractNum>
+  <w:abstractNum w:abstractNumId="2" w15:restartNumberingAfterBreak="0">
     <w:nsid w:val="667E4DA5"/>
     <w:multiLevelType w:val="hybridMultilevel"/>
     <w:tmpl w:val="CD224498"/>
@@ -595,6 +877,12 @@
     </w:lvl>
   </w:abstractNum>
   <w:num w:numId="1" w16cid:durableId="1265116618">
+    <w:abstractNumId w:val="2"/>
+  </w:num>
+  <w:num w:numId="2" w16cid:durableId="155921852">
+    <w:abstractNumId w:val="1"/>
+  </w:num>
+  <w:num w:numId="3" w16cid:durableId="1883590562">
     <w:abstractNumId w:val="0"/>
   </w:num>
 </w:numbering>
@@ -1195,6 +1483,29 @@
       <w:contextualSpacing/>
     </w:pPr>
   </w:style>
+  <w:style w:type="character" w:styleId="Hyperlink">
+    <w:name w:val="Hyperlink"/>
+    <w:basedOn w:val="DefaultParagraphFont"/>
+    <w:uiPriority w:val="99"/>
+    <w:unhideWhenUsed/>
+    <w:rsid w:val="00CD143F"/>
+    <w:rPr>
+      <w:color w:val="0000FF" w:themeColor="hyperlink"/>
+      <w:u w:val="single"/>
+    </w:rPr>
+  </w:style>
+  <w:style w:type="character" w:styleId="UnresolvedMention">
+    <w:name w:val="Unresolved Mention"/>
+    <w:basedOn w:val="DefaultParagraphFont"/>
+    <w:uiPriority w:val="99"/>
+    <w:semiHidden/>
+    <w:unhideWhenUsed/>
+    <w:rsid w:val="00CD143F"/>
+    <w:rPr>
+      <w:color w:val="605E5C"/>
+      <w:shd w:val="clear" w:color="auto" w:fill="E1DFDD"/>
+    </w:rPr>
+  </w:style>
 </w:styles>
 </file>
 
